--- a/project-report/Daily_Journal_Project_Report.docx
+++ b/project-report/Daily_Journal_Project_Report.docx
@@ -222,7 +222,13 @@
         <w:rPr>
           <w:sz w:val="32"/>
         </w:rPr>
-        <w:t>Project Report On &lt;TYPE PROJECT TITLE HERE&gt;</w:t>
+        <w:t>Project Re</w:t>
+      </w:r>
+      <w:r>
+        <w:rPr>
+          <w:sz w:val="32"/>
+        </w:rPr>
+        <w:t>port On Daily Journal App/Diary</w:t>
       </w:r>
     </w:p>
     <w:p>
@@ -389,6 +395,12 @@
                 <w:sz w:val="28"/>
               </w:rPr>
             </w:pPr>
+            <w:r>
+              <w:rPr>
+                <w:sz w:val="28"/>
+              </w:rPr>
+              <w:t>310</w:t>
+            </w:r>
           </w:p>
         </w:tc>
         <w:tc>
@@ -408,6 +420,12 @@
                 <w:sz w:val="28"/>
               </w:rPr>
             </w:pPr>
+            <w:r>
+              <w:rPr>
+                <w:sz w:val="28"/>
+              </w:rPr>
+              <w:t>9884</w:t>
+            </w:r>
           </w:p>
         </w:tc>
         <w:tc>
@@ -427,6 +445,12 @@
                 <w:sz w:val="28"/>
               </w:rPr>
             </w:pPr>
+            <w:r>
+              <w:rPr>
+                <w:sz w:val="28"/>
+              </w:rPr>
+              <w:t>Rana Mehul Chandrakantbhai.</w:t>
+            </w:r>
           </w:p>
         </w:tc>
       </w:tr>
@@ -452,6 +476,12 @@
                 <w:sz w:val="28"/>
               </w:rPr>
             </w:pPr>
+            <w:r>
+              <w:rPr>
+                <w:sz w:val="28"/>
+              </w:rPr>
+              <w:t>037</w:t>
+            </w:r>
           </w:p>
         </w:tc>
         <w:tc>
@@ -471,6 +501,12 @@
                 <w:sz w:val="28"/>
               </w:rPr>
             </w:pPr>
+            <w:r>
+              <w:rPr>
+                <w:sz w:val="28"/>
+              </w:rPr>
+              <w:t>6713</w:t>
+            </w:r>
           </w:p>
         </w:tc>
         <w:tc>
@@ -490,6 +526,12 @@
                 <w:sz w:val="28"/>
               </w:rPr>
             </w:pPr>
+            <w:r>
+              <w:rPr>
+                <w:sz w:val="28"/>
+              </w:rPr>
+              <w:t>Agarwal Samarth Rajkumar.</w:t>
+            </w:r>
           </w:p>
         </w:tc>
       </w:tr>
@@ -515,6 +557,12 @@
                 <w:sz w:val="28"/>
               </w:rPr>
             </w:pPr>
+            <w:r>
+              <w:rPr>
+                <w:sz w:val="28"/>
+              </w:rPr>
+              <w:t>372</w:t>
+            </w:r>
           </w:p>
         </w:tc>
         <w:tc>
@@ -534,6 +582,12 @@
                 <w:sz w:val="28"/>
               </w:rPr>
             </w:pPr>
+            <w:r>
+              <w:rPr>
+                <w:sz w:val="28"/>
+              </w:rPr>
+              <w:t>7271</w:t>
+            </w:r>
           </w:p>
         </w:tc>
         <w:tc>
@@ -553,69 +607,12 @@
                 <w:sz w:val="28"/>
               </w:rPr>
             </w:pPr>
-          </w:p>
-        </w:tc>
-      </w:tr>
-      <w:tr>
-        <w:trPr>
-          <w:trHeight w:val="454"/>
-          <w:jc w:val="center"/>
-        </w:trPr>
-        <w:tc>
-          <w:tcPr>
-            <w:tcW w:w="1664" w:type="dxa"/>
-            <w:tcBorders>
-              <w:top w:val="double" w:sz="4" w:space="0" w:color="auto"/>
-              <w:left w:val="double" w:sz="4" w:space="0" w:color="auto"/>
-              <w:bottom w:val="double" w:sz="4" w:space="0" w:color="auto"/>
-              <w:right w:val="double" w:sz="4" w:space="0" w:color="auto"/>
-            </w:tcBorders>
-          </w:tcPr>
-          <w:p>
-            <w:pPr>
-              <w:jc w:val="center"/>
+            <w:r>
               <w:rPr>
                 <w:sz w:val="28"/>
               </w:rPr>
-            </w:pPr>
-          </w:p>
-        </w:tc>
-        <w:tc>
-          <w:tcPr>
-            <w:tcW w:w="1988" w:type="dxa"/>
-            <w:tcBorders>
-              <w:top w:val="double" w:sz="4" w:space="0" w:color="auto"/>
-              <w:left w:val="double" w:sz="4" w:space="0" w:color="auto"/>
-              <w:bottom w:val="double" w:sz="4" w:space="0" w:color="auto"/>
-              <w:right w:val="double" w:sz="4" w:space="0" w:color="auto"/>
-            </w:tcBorders>
-          </w:tcPr>
-          <w:p>
-            <w:pPr>
-              <w:jc w:val="center"/>
-              <w:rPr>
-                <w:sz w:val="28"/>
-              </w:rPr>
-            </w:pPr>
-          </w:p>
-        </w:tc>
-        <w:tc>
-          <w:tcPr>
-            <w:tcW w:w="5103" w:type="dxa"/>
-            <w:tcBorders>
-              <w:top w:val="double" w:sz="4" w:space="0" w:color="auto"/>
-              <w:left w:val="double" w:sz="4" w:space="0" w:color="auto"/>
-              <w:bottom w:val="double" w:sz="4" w:space="0" w:color="auto"/>
-              <w:right w:val="double" w:sz="4" w:space="0" w:color="auto"/>
-            </w:tcBorders>
-          </w:tcPr>
-          <w:p>
-            <w:pPr>
-              <w:jc w:val="center"/>
-              <w:rPr>
-                <w:sz w:val="28"/>
-              </w:rPr>
-            </w:pPr>
+              <w:t>Tivari Sani Pappubhai</w:t>
+            </w:r>
           </w:p>
         </w:tc>
       </w:tr>
@@ -673,6 +670,13 @@
         </w:rPr>
         <w:t xml:space="preserve">                     </w:t>
       </w:r>
+    </w:p>
+    <w:p>
+      <w:pPr>
+        <w:rPr>
+          <w:sz w:val="28"/>
+        </w:rPr>
+      </w:pPr>
     </w:p>
     <w:p>
       <w:pPr>
@@ -689,7 +693,7 @@
         <w:rPr>
           <w:sz w:val="28"/>
         </w:rPr>
-        <w:t>&lt;Project guide Name</w:t>
+        <w:t>Ms. Disha Bhenswala</w:t>
       </w:r>
     </w:p>
     <w:p>
@@ -833,14 +837,36 @@
           <w:bCs/>
           <w:sz w:val="24"/>
         </w:rPr>
-        <w:t xml:space="preserve">Head of the BCA Department Prof. Nainesh Gathiyawala </w:t>
-      </w:r>
-      <w:r>
-        <w:rPr>
-          <w:rFonts w:ascii="Arial" w:hAnsi="Arial" w:cs="Arial"/>
+        <w:t>Head of the BCA Department Dr.</w:t>
+      </w:r>
+      <w:r>
+        <w:rPr>
+          <w:rFonts w:ascii="Arial" w:hAnsi="Arial" w:cs="Arial"/>
+          <w:bCs/>
           <w:sz w:val="24"/>
         </w:rPr>
-        <w:t>and Project guide _________________ and all other Assistant professors of SDJ International College, Vesu, who took keen interest on our project work and guided us all along, till the completion of our project work by providing all the necessary information for developing a good system.</w:t>
+        <w:t xml:space="preserve"> Nainesh Gathiyawala </w:t>
+      </w:r>
+      <w:r>
+        <w:rPr>
+          <w:rFonts w:ascii="Arial" w:hAnsi="Arial" w:cs="Arial"/>
+          <w:sz w:val="24"/>
+        </w:rPr>
+        <w:t xml:space="preserve">and </w:t>
+      </w:r>
+      <w:r>
+        <w:rPr>
+          <w:rFonts w:ascii="Arial" w:hAnsi="Arial" w:cs="Arial"/>
+          <w:sz w:val="24"/>
+        </w:rPr>
+        <w:t xml:space="preserve">Project guide Ms. Disha Bhenswala </w:t>
+      </w:r>
+      <w:r>
+        <w:rPr>
+          <w:rFonts w:ascii="Arial" w:hAnsi="Arial" w:cs="Arial"/>
+          <w:sz w:val="24"/>
+        </w:rPr>
+        <w:t>and all other Assistant professors of SDJ International College, Vesu, who took keen interest on our project work and guided us all along, till the completion of our project work by providing all the necessary information for developing a good system.</w:t>
       </w:r>
     </w:p>
     <w:bookmarkEnd w:id="0"/>
@@ -915,7 +941,15 @@
           <w:b/>
           <w:sz w:val="24"/>
         </w:rPr>
-        <w:t>Student Name (Exam Seat Number)</w:t>
+        <w:t>Rana Mehul Chandrakantbhai(9884</w:t>
+      </w:r>
+      <w:r>
+        <w:rPr>
+          <w:rFonts w:ascii="Arial" w:hAnsi="Arial" w:cs="Arial"/>
+          <w:b/>
+          <w:sz w:val="24"/>
+        </w:rPr>
+        <w:t>)</w:t>
       </w:r>
     </w:p>
     <w:p>
@@ -933,7 +967,15 @@
           <w:b/>
           <w:sz w:val="24"/>
         </w:rPr>
-        <w:t>Student Name (Exam Seat Number)</w:t>
+        <w:t>Agarwal Samarth Rajkumar. (6713</w:t>
+      </w:r>
+      <w:r>
+        <w:rPr>
+          <w:rFonts w:ascii="Arial" w:hAnsi="Arial" w:cs="Arial"/>
+          <w:b/>
+          <w:sz w:val="24"/>
+        </w:rPr>
+        <w:t>)</w:t>
       </w:r>
     </w:p>
     <w:p>
@@ -951,25 +993,17 @@
           <w:b/>
           <w:sz w:val="24"/>
         </w:rPr>
-        <w:t>Student Name (Exam Seat Number)</w:t>
-      </w:r>
-    </w:p>
-    <w:p>
-      <w:pPr>
-        <w:jc w:val="right"/>
+        <w:t>Tivari Sani Pappubhai. (7271</w:t>
+      </w:r>
+      <w:bookmarkStart w:id="1" w:name="_GoBack"/>
+      <w:bookmarkEnd w:id="1"/>
+      <w:r>
         <w:rPr>
           <w:rFonts w:ascii="Arial" w:hAnsi="Arial" w:cs="Arial"/>
           <w:b/>
           <w:sz w:val="24"/>
         </w:rPr>
-      </w:pPr>
-      <w:r>
-        <w:rPr>
-          <w:rFonts w:ascii="Arial" w:hAnsi="Arial" w:cs="Arial"/>
-          <w:b/>
-          <w:sz w:val="24"/>
-        </w:rPr>
-        <w:t>Student Name (Exam Seat Number)</w:t>
+        <w:t>)</w:t>
       </w:r>
     </w:p>
     <w:p>
@@ -1440,13 +1474,7 @@
               <w:rPr>
                 <w:rFonts w:ascii="Arial" w:eastAsia="Arial" w:hAnsi="Arial" w:cs="Arial"/>
               </w:rPr>
-              <w:t xml:space="preserve">2.2 </w:t>
-            </w:r>
-            <w:r>
-              <w:rPr>
-                <w:rFonts w:ascii="Arial" w:eastAsia="Arial" w:hAnsi="Arial" w:cs="Arial"/>
-              </w:rPr>
-              <w:t>Technology Used</w:t>
+              <w:t>2.2 Technology Used</w:t>
             </w:r>
           </w:p>
         </w:tc>
@@ -2164,13 +2192,7 @@
               <w:rPr>
                 <w:rFonts w:ascii="Arial" w:eastAsia="Arial" w:hAnsi="Arial" w:cs="Arial"/>
               </w:rPr>
-              <w:t>5.3</w:t>
-            </w:r>
-            <w:r>
-              <w:rPr>
-                <w:rFonts w:ascii="Arial" w:eastAsia="Arial" w:hAnsi="Arial" w:cs="Arial"/>
-              </w:rPr>
-              <w:t xml:space="preserve"> Process Specification</w:t>
+              <w:t>5.3 Process Specification</w:t>
             </w:r>
           </w:p>
         </w:tc>
@@ -4037,8 +4059,6 @@
           <w:szCs w:val="22"/>
         </w:rPr>
       </w:pPr>
-      <w:bookmarkStart w:id="1" w:name="_GoBack"/>
-      <w:bookmarkEnd w:id="1"/>
     </w:p>
     <w:p>
       <w:pPr>
@@ -12764,17 +12784,7 @@
           <w:szCs w:val="32"/>
         </w:rPr>
         <w:lastRenderedPageBreak/>
-        <w:t>8</w:t>
-      </w:r>
-      <w:r>
-        <w:rPr>
-          <w:rFonts w:ascii="Arial" w:eastAsia="Arial" w:hAnsi="Arial" w:cs="Arial"/>
-          <w:b/>
-          <w:bCs/>
-          <w:sz w:val="32"/>
-          <w:szCs w:val="32"/>
-        </w:rPr>
-        <w:t>. FUTURE SCOPE OF ENHANCEMENTS AND SCALABILITY PATHWAYS</w:t>
+        <w:t>8. FUTURE SCOPE OF ENHANCEMENTS AND SCALABILITY PATHWAYS</w:t>
       </w:r>
     </w:p>
     <w:p>
@@ -12866,9 +12876,31 @@
           <w:sz w:val="24"/>
           <w:szCs w:val="24"/>
         </w:rPr>
-        <w:t>2</w:t>
-      </w:r>
-      <w:r>
+        <w:t>2. Native Mobile Application Development</w:t>
+      </w:r>
+    </w:p>
+    <w:p>
+      <w:pPr>
+        <w:spacing w:before="80" w:after="80" w:line="360" w:lineRule="auto"/>
+        <w:jc w:val="both"/>
+      </w:pPr>
+      <w:r>
+        <w:rPr>
+          <w:rFonts w:ascii="Arial" w:eastAsia="Arial" w:hAnsi="Arial" w:cs="Arial"/>
+          <w:sz w:val="22"/>
+          <w:szCs w:val="22"/>
+        </w:rPr>
+        <w:t>Developing dedicated native mobile applications for iOS (using React Native) and Android platforms would significantly expand the user base by providing a more convenient and immersive journaling experience on mobile devices. A native application could leverage device-specific capabilities unavailable in the browser environment, including push notification reminders to encourage daily journaling habits, biometric authentication through fingerprint or face recognition for enhanced security, offline writing capability with automatic synchronization when connectivity is restored, and direct integration with the device camera for attaching photos to journal entries.</w:t>
+      </w:r>
+    </w:p>
+    <w:p>
+      <w:pPr>
+        <w:spacing w:before="80" w:after="80"/>
+      </w:pPr>
+    </w:p>
+    <w:p>
+      <w:pPr>
+        <w:spacing w:before="200" w:after="120" w:line="360" w:lineRule="auto"/>
         <w:rPr>
           <w:rFonts w:ascii="Arial" w:eastAsia="Arial" w:hAnsi="Arial" w:cs="Arial"/>
           <w:b/>
@@ -12876,9 +12908,11 @@
           <w:sz w:val="24"/>
           <w:szCs w:val="24"/>
         </w:rPr>
-        <w:t>.</w:t>
-      </w:r>
-      <w:r>
+      </w:pPr>
+    </w:p>
+    <w:p>
+      <w:pPr>
+        <w:spacing w:before="200" w:after="120" w:line="360" w:lineRule="auto"/>
         <w:rPr>
           <w:rFonts w:ascii="Arial" w:eastAsia="Arial" w:hAnsi="Arial" w:cs="Arial"/>
           <w:b/>
@@ -12886,31 +12920,13 @@
           <w:sz w:val="24"/>
           <w:szCs w:val="24"/>
         </w:rPr>
-        <w:t xml:space="preserve"> Native Mobile Application Development</w:t>
-      </w:r>
-    </w:p>
-    <w:p>
-      <w:pPr>
-        <w:spacing w:before="80" w:after="80" w:line="360" w:lineRule="auto"/>
-        <w:jc w:val="both"/>
-      </w:pPr>
-      <w:r>
-        <w:rPr>
-          <w:rFonts w:ascii="Arial" w:eastAsia="Arial" w:hAnsi="Arial" w:cs="Arial"/>
-          <w:sz w:val="22"/>
-          <w:szCs w:val="22"/>
-        </w:rPr>
-        <w:t>Developing dedicated native mobile applications for iOS (using React Native) and Android platforms would significantly expand the user base by providing a more convenient and immersive journaling experience on mobile devices. A native application could leverage device-specific capabilities unavailable in the browser environment, including push notification reminders to encourage daily journaling habits, biometric authentication through fingerprint or face recognition for enhanced security, offline writing capability with automatic synchronization when connectivity is restored, and direct integration with the device camera for attaching photos to journal entries.</w:t>
-      </w:r>
-    </w:p>
-    <w:p>
-      <w:pPr>
-        <w:spacing w:before="80" w:after="80"/>
       </w:pPr>
     </w:p>
     <w:p>
       <w:pPr>
         <w:spacing w:before="200" w:after="120" w:line="360" w:lineRule="auto"/>
+      </w:pPr>
+      <w:r>
         <w:rPr>
           <w:rFonts w:ascii="Arial" w:eastAsia="Arial" w:hAnsi="Arial" w:cs="Arial"/>
           <w:b/>
@@ -12918,11 +12934,34 @@
           <w:sz w:val="24"/>
           <w:szCs w:val="24"/>
         </w:rPr>
+        <w:lastRenderedPageBreak/>
+        <w:t>3. Rich Media Attachment Support</w:t>
+      </w:r>
+    </w:p>
+    <w:p>
+      <w:pPr>
+        <w:spacing w:before="80" w:after="80" w:line="360" w:lineRule="auto"/>
+        <w:jc w:val="both"/>
+      </w:pPr>
+      <w:r>
+        <w:rPr>
+          <w:rFonts w:ascii="Arial" w:eastAsia="Arial" w:hAnsi="Arial" w:cs="Arial"/>
+          <w:sz w:val="22"/>
+          <w:szCs w:val="22"/>
+        </w:rPr>
+        <w:t>Extending the journaling model to support rich media attachments would substantially increase the expressiveness and memorability of journal entries. Integration with cloud storage services such as Amazon S3 or Google Cloud Storage would enable users to attach photographs, voice recordings, and short video clips to their journal entries. This enhancement would require modifications to the MongoDB schema to store media reference URLs, additions to the backend API to handle multipart form data uploads and cloud storage operations, and UI updates to display media previews within the journal entry cards and editor.</w:t>
+      </w:r>
+    </w:p>
+    <w:p>
+      <w:pPr>
+        <w:spacing w:before="80" w:after="80"/>
       </w:pPr>
     </w:p>
     <w:p>
       <w:pPr>
         <w:spacing w:before="200" w:after="120" w:line="360" w:lineRule="auto"/>
+      </w:pPr>
+      <w:r>
         <w:rPr>
           <w:rFonts w:ascii="Arial" w:eastAsia="Arial" w:hAnsi="Arial" w:cs="Arial"/>
           <w:b/>
@@ -12930,6 +12969,45 @@
           <w:sz w:val="24"/>
           <w:szCs w:val="24"/>
         </w:rPr>
+        <w:t>4. Advanced Analytics and Data Export</w:t>
+      </w:r>
+    </w:p>
+    <w:p>
+      <w:pPr>
+        <w:spacing w:before="80" w:after="80" w:line="360" w:lineRule="auto"/>
+        <w:jc w:val="both"/>
+      </w:pPr>
+      <w:r>
+        <w:rPr>
+          <w:rFonts w:ascii="Arial" w:eastAsia="Arial" w:hAnsi="Arial" w:cs="Arial"/>
+          <w:sz w:val="22"/>
+          <w:szCs w:val="22"/>
+        </w:rPr>
+        <w:t>The existing statistical analysis capabilities could be substantially expanded through more sophisticated data visualization techniques. Integration with charting libraries such as D3.js or Chart.js would enable the creation of interactive time-series charts showing day score trends over selectable time periods, heat maps visualizing journaling frequency across days of the week and months of the year, word cloud visualizations of the most frequently used vocabulary across all entries, and correlation analysis between different emotional states and other contextual variables like weather or location.</w:t>
+      </w:r>
+    </w:p>
+    <w:p>
+      <w:pPr>
+        <w:spacing w:before="80" w:after="80"/>
+      </w:pPr>
+    </w:p>
+    <w:p>
+      <w:pPr>
+        <w:spacing w:before="80" w:after="80" w:line="360" w:lineRule="auto"/>
+        <w:jc w:val="both"/>
+      </w:pPr>
+      <w:r>
+        <w:rPr>
+          <w:rFonts w:ascii="Arial" w:eastAsia="Arial" w:hAnsi="Arial" w:cs="Arial"/>
+          <w:sz w:val="22"/>
+          <w:szCs w:val="22"/>
+        </w:rPr>
+        <w:t>Providing users with the ability to export their complete journal archive in standard formats such as PDF or structured JSON would enhance the application's longevity value proposition, giving users confidence that their data is not permanently locked into the platform and can be preserved or migrated in the future.</w:t>
+      </w:r>
+    </w:p>
+    <w:p>
+      <w:pPr>
+        <w:spacing w:before="80" w:after="80"/>
       </w:pPr>
     </w:p>
     <w:p>
@@ -12944,155 +13022,7 @@
           <w:sz w:val="24"/>
           <w:szCs w:val="24"/>
         </w:rPr>
-        <w:lastRenderedPageBreak/>
-        <w:t>3</w:t>
-      </w:r>
-      <w:r>
-        <w:rPr>
-          <w:rFonts w:ascii="Arial" w:eastAsia="Arial" w:hAnsi="Arial" w:cs="Arial"/>
-          <w:b/>
-          <w:bCs/>
-          <w:sz w:val="24"/>
-          <w:szCs w:val="24"/>
-        </w:rPr>
-        <w:t>.</w:t>
-      </w:r>
-      <w:r>
-        <w:rPr>
-          <w:rFonts w:ascii="Arial" w:eastAsia="Arial" w:hAnsi="Arial" w:cs="Arial"/>
-          <w:b/>
-          <w:bCs/>
-          <w:sz w:val="24"/>
-          <w:szCs w:val="24"/>
-        </w:rPr>
-        <w:t xml:space="preserve"> Rich Media Attachment Support</w:t>
-      </w:r>
-    </w:p>
-    <w:p>
-      <w:pPr>
-        <w:spacing w:before="80" w:after="80" w:line="360" w:lineRule="auto"/>
-        <w:jc w:val="both"/>
-      </w:pPr>
-      <w:r>
-        <w:rPr>
-          <w:rFonts w:ascii="Arial" w:eastAsia="Arial" w:hAnsi="Arial" w:cs="Arial"/>
-          <w:sz w:val="22"/>
-          <w:szCs w:val="22"/>
-        </w:rPr>
-        <w:t>Extending the journaling model to support rich media attachments would substantially increase the expressiveness and memorability of journal entries. Integration with cloud storage services such as Amazon S3 or Google Cloud Storage would enable users to attach photographs, voice recordings, and short video clips to their journal entries. This enhancement would require modifications to the MongoDB schema to store media reference URLs, additions to the backend API to handle multipart form data uploads and cloud storage operations, and UI updates to display media previews within the journal entry cards and editor.</w:t>
-      </w:r>
-    </w:p>
-    <w:p>
-      <w:pPr>
-        <w:spacing w:before="80" w:after="80"/>
-      </w:pPr>
-    </w:p>
-    <w:p>
-      <w:pPr>
-        <w:spacing w:before="200" w:after="120" w:line="360" w:lineRule="auto"/>
-      </w:pPr>
-      <w:r>
-        <w:rPr>
-          <w:rFonts w:ascii="Arial" w:eastAsia="Arial" w:hAnsi="Arial" w:cs="Arial"/>
-          <w:b/>
-          <w:bCs/>
-          <w:sz w:val="24"/>
-          <w:szCs w:val="24"/>
-        </w:rPr>
-        <w:t>4</w:t>
-      </w:r>
-      <w:r>
-        <w:rPr>
-          <w:rFonts w:ascii="Arial" w:eastAsia="Arial" w:hAnsi="Arial" w:cs="Arial"/>
-          <w:b/>
-          <w:bCs/>
-          <w:sz w:val="24"/>
-          <w:szCs w:val="24"/>
-        </w:rPr>
-        <w:t>.</w:t>
-      </w:r>
-      <w:r>
-        <w:rPr>
-          <w:rFonts w:ascii="Arial" w:eastAsia="Arial" w:hAnsi="Arial" w:cs="Arial"/>
-          <w:b/>
-          <w:bCs/>
-          <w:sz w:val="24"/>
-          <w:szCs w:val="24"/>
-        </w:rPr>
-        <w:t xml:space="preserve"> Advanced Analytics and Data Export</w:t>
-      </w:r>
-    </w:p>
-    <w:p>
-      <w:pPr>
-        <w:spacing w:before="80" w:after="80" w:line="360" w:lineRule="auto"/>
-        <w:jc w:val="both"/>
-      </w:pPr>
-      <w:r>
-        <w:rPr>
-          <w:rFonts w:ascii="Arial" w:eastAsia="Arial" w:hAnsi="Arial" w:cs="Arial"/>
-          <w:sz w:val="22"/>
-          <w:szCs w:val="22"/>
-        </w:rPr>
-        <w:t>The existing statistical analysis capabilities could be substantially expanded through more sophisticated data visualization techniques. Integration with charting libraries such as D3.js or Chart.js would enable the creation of interactive time-series charts showing day score trends over selectable time periods, heat maps visualizing journaling frequency across days of the week and months of the year, word cloud visualizations of the most frequently used vocabulary across all entries, and correlation analysis between different emotional states and other contextual variables like weather or location.</w:t>
-      </w:r>
-    </w:p>
-    <w:p>
-      <w:pPr>
-        <w:spacing w:before="80" w:after="80"/>
-      </w:pPr>
-    </w:p>
-    <w:p>
-      <w:pPr>
-        <w:spacing w:before="80" w:after="80" w:line="360" w:lineRule="auto"/>
-        <w:jc w:val="both"/>
-      </w:pPr>
-      <w:r>
-        <w:rPr>
-          <w:rFonts w:ascii="Arial" w:eastAsia="Arial" w:hAnsi="Arial" w:cs="Arial"/>
-          <w:sz w:val="22"/>
-          <w:szCs w:val="22"/>
-        </w:rPr>
-        <w:t>Providing users with the ability to export their complete journal archive in standard formats such as PDF or structured JSON would enhance the application's longevity value proposition, giving users confidence that their data is not permanently locked into the platform and can be preserved or migrated in the future.</w:t>
-      </w:r>
-    </w:p>
-    <w:p>
-      <w:pPr>
-        <w:spacing w:before="80" w:after="80"/>
-      </w:pPr>
-    </w:p>
-    <w:p>
-      <w:pPr>
-        <w:spacing w:before="200" w:after="120" w:line="360" w:lineRule="auto"/>
-      </w:pPr>
-      <w:r>
-        <w:rPr>
-          <w:rFonts w:ascii="Arial" w:eastAsia="Arial" w:hAnsi="Arial" w:cs="Arial"/>
-          <w:b/>
-          <w:bCs/>
-          <w:sz w:val="24"/>
-          <w:szCs w:val="24"/>
-        </w:rPr>
-        <w:t>5</w:t>
-      </w:r>
-      <w:r>
-        <w:rPr>
-          <w:rFonts w:ascii="Arial" w:eastAsia="Arial" w:hAnsi="Arial" w:cs="Arial"/>
-          <w:b/>
-          <w:bCs/>
-          <w:sz w:val="24"/>
-          <w:szCs w:val="24"/>
-        </w:rPr>
-        <w:t>.</w:t>
-      </w:r>
-      <w:r>
-        <w:rPr>
-          <w:rFonts w:ascii="Arial" w:eastAsia="Arial" w:hAnsi="Arial" w:cs="Arial"/>
-          <w:b/>
-          <w:bCs/>
-          <w:sz w:val="24"/>
-          <w:szCs w:val="24"/>
-        </w:rPr>
-        <w:t xml:space="preserve"> Collaborative Features and Shared Journals</w:t>
+        <w:t>5. Collaborative Features and Shared Journals</w:t>
       </w:r>
     </w:p>
     <w:p>
@@ -13403,18 +13333,7 @@
     <w:p>
       <w:pPr>
         <w:spacing w:before="400" w:after="200" w:line="360" w:lineRule="auto"/>
-        <w:jc w:val="center"/>
-      </w:pPr>
-      <w:r>
-        <w:rPr>
-          <w:rFonts w:ascii="Arial" w:eastAsia="Arial" w:hAnsi="Arial" w:cs="Arial"/>
-          <w:i/>
-          <w:iCs/>
-          <w:sz w:val="22"/>
-          <w:szCs w:val="22"/>
-        </w:rPr>
-        <w:t>— End of Report —</w:t>
-      </w:r>
+      </w:pPr>
     </w:p>
     <w:sectPr>
       <w:pgSz w:w="11906" w:h="16838"/>
@@ -13484,7 +13403,7 @@
         <w:noProof/>
         <w:color w:val="5B9BD5" w:themeColor="accent1"/>
       </w:rPr>
-      <w:t>12</w:t>
+      <w:t>2</w:t>
     </w:r>
     <w:r>
       <w:rPr>
@@ -13628,15 +13547,18 @@
   <w:abstractNum w:abstractNumId="0" w15:restartNumberingAfterBreak="0">
     <w:nsid w:val="03E63104"/>
     <w:multiLevelType w:val="hybridMultilevel"/>
-    <w:tmpl w:val="69287E36"/>
-    <w:lvl w:ilvl="0" w:tplc="58DA2B94">
+    <w:tmpl w:val="E81C419E"/>
+    <w:lvl w:ilvl="0" w:tplc="40090001">
       <w:start w:val="1"/>
-      <w:numFmt w:val="decimal"/>
-      <w:lvlText w:val="%1."/>
+      <w:numFmt w:val="bullet"/>
+      <w:lvlText w:val=""/>
       <w:lvlJc w:val="left"/>
       <w:pPr>
         <w:ind w:left="720" w:hanging="360"/>
       </w:pPr>
+      <w:rPr>
+        <w:rFonts w:ascii="Symbol" w:hAnsi="Symbol" w:hint="default"/>
+      </w:rPr>
     </w:lvl>
     <w:lvl w:ilvl="1" w:tplc="36FAA1D4">
       <w:numFmt w:val="decimal"/>
@@ -14511,9 +14433,6 @@
   </w:num>
   <w:num w:numId="3">
     <w:abstractNumId w:val="0"/>
-    <w:lvlOverride w:ilvl="0">
-      <w:startOverride w:val="1"/>
-    </w:lvlOverride>
   </w:num>
   <w:num w:numId="4">
     <w:abstractNumId w:val="1"/>
@@ -14532,6 +14451,9 @@
   </w:num>
   <w:num w:numId="9">
     <w:abstractNumId w:val="8"/>
+  </w:num>
+  <w:num w:numId="10">
+    <w:abstractNumId w:val="0"/>
   </w:num>
 </w:numbering>
 </file>
